--- a/SEMESTER - 7/Software Development Security/DOCX FILE/SDS PRACTICAL 4.docx
+++ b/SEMESTER - 7/Software Development Security/DOCX FILE/SDS PRACTICAL 4.docx
@@ -13,6 +13,7 @@
         <w:rPr>
           <w:rFonts w:ascii="Times New Roman" w:cs="Times New Roman" w:eastAsia="Times New Roman" w:hAnsi="Times New Roman"/>
           <w:b w:val="1"/>
+          <w:bCs w:val="1"/>
           <w:sz w:val="32"/>
           <w:szCs w:val="32"/>
         </w:rPr>
@@ -21,6 +22,7 @@
         <w:rPr>
           <w:rFonts w:ascii="Times New Roman" w:cs="Times New Roman" w:eastAsia="Times New Roman" w:hAnsi="Times New Roman"/>
           <w:b w:val="1"/>
+          <w:bCs w:val="1"/>
           <w:sz w:val="32"/>
           <w:szCs w:val="32"/>
           <w:rtl w:val="0"/>
@@ -45,6 +47,7 @@
         <w:rPr>
           <w:rFonts w:ascii="Times New Roman" w:cs="Times New Roman" w:eastAsia="Times New Roman" w:hAnsi="Times New Roman"/>
           <w:b w:val="1"/>
+          <w:bCs w:val="1"/>
           <w:sz w:val="28"/>
           <w:szCs w:val="28"/>
           <w:rtl w:val="0"/>
@@ -94,6 +97,7 @@
         <w:rPr>
           <w:rFonts w:ascii="Times New Roman" w:cs="Times New Roman" w:eastAsia="Times New Roman" w:hAnsi="Times New Roman"/>
           <w:b w:val="1"/>
+          <w:bCs w:val="1"/>
           <w:sz w:val="28"/>
           <w:szCs w:val="28"/>
           <w:rtl w:val="0"/>
@@ -116,6 +120,7 @@
         <w:rPr>
           <w:rFonts w:ascii="Times New Roman" w:cs="Times New Roman" w:eastAsia="Times New Roman" w:hAnsi="Times New Roman"/>
           <w:b w:val="1"/>
+          <w:bCs w:val="1"/>
           <w:sz w:val="28"/>
           <w:szCs w:val="28"/>
         </w:rPr>
@@ -124,6 +129,7 @@
         <w:rPr>
           <w:rFonts w:ascii="Times New Roman" w:cs="Times New Roman" w:eastAsia="Times New Roman" w:hAnsi="Times New Roman"/>
           <w:b w:val="1"/>
+          <w:bCs w:val="1"/>
           <w:sz w:val="28"/>
           <w:szCs w:val="28"/>
           <w:rtl w:val="0"/>
@@ -148,6 +154,7 @@
         <w:rPr>
           <w:rFonts w:ascii="Times New Roman" w:cs="Times New Roman" w:eastAsia="Times New Roman" w:hAnsi="Times New Roman"/>
           <w:b w:val="1"/>
+          <w:bCs w:val="1"/>
           <w:sz w:val="24"/>
           <w:szCs w:val="24"/>
           <w:rtl w:val="0"/>
@@ -167,6 +174,7 @@
         <w:rPr>
           <w:rFonts w:ascii="Times New Roman" w:cs="Times New Roman" w:eastAsia="Times New Roman" w:hAnsi="Times New Roman"/>
           <w:b w:val="1"/>
+          <w:bCs w:val="1"/>
           <w:sz w:val="24"/>
           <w:szCs w:val="24"/>
           <w:rtl w:val="0"/>
@@ -186,6 +194,7 @@
         <w:rPr>
           <w:rFonts w:ascii="Times New Roman" w:cs="Times New Roman" w:eastAsia="Times New Roman" w:hAnsi="Times New Roman"/>
           <w:b w:val="1"/>
+          <w:bCs w:val="1"/>
           <w:sz w:val="24"/>
           <w:szCs w:val="24"/>
           <w:rtl w:val="0"/>
@@ -205,6 +214,7 @@
         <w:rPr>
           <w:rFonts w:ascii="Times New Roman" w:cs="Times New Roman" w:eastAsia="Times New Roman" w:hAnsi="Times New Roman"/>
           <w:b w:val="1"/>
+          <w:bCs w:val="1"/>
           <w:sz w:val="24"/>
           <w:szCs w:val="24"/>
           <w:rtl w:val="0"/>
@@ -224,6 +234,7 @@
         <w:rPr>
           <w:rFonts w:ascii="Times New Roman" w:cs="Times New Roman" w:eastAsia="Times New Roman" w:hAnsi="Times New Roman"/>
           <w:b w:val="1"/>
+          <w:bCs w:val="1"/>
           <w:sz w:val="24"/>
           <w:szCs w:val="24"/>
           <w:rtl w:val="0"/>
@@ -243,6 +254,7 @@
         <w:rPr>
           <w:rFonts w:ascii="Times New Roman" w:cs="Times New Roman" w:eastAsia="Times New Roman" w:hAnsi="Times New Roman"/>
           <w:b w:val="1"/>
+          <w:bCs w:val="1"/>
           <w:sz w:val="24"/>
           <w:szCs w:val="24"/>
           <w:rtl w:val="0"/>
@@ -262,6 +274,7 @@
         <w:rPr>
           <w:rFonts w:ascii="Times New Roman" w:cs="Times New Roman" w:eastAsia="Times New Roman" w:hAnsi="Times New Roman"/>
           <w:b w:val="1"/>
+          <w:bCs w:val="1"/>
           <w:sz w:val="24"/>
           <w:szCs w:val="24"/>
           <w:rtl w:val="0"/>
@@ -281,6 +294,7 @@
         <w:rPr>
           <w:rFonts w:ascii="Times New Roman" w:cs="Times New Roman" w:eastAsia="Times New Roman" w:hAnsi="Times New Roman"/>
           <w:b w:val="1"/>
+          <w:bCs w:val="1"/>
           <w:sz w:val="24"/>
           <w:szCs w:val="24"/>
           <w:rtl w:val="0"/>
@@ -314,6 +328,7 @@
         <w:rPr>
           <w:rFonts w:ascii="Times New Roman" w:cs="Times New Roman" w:eastAsia="Times New Roman" w:hAnsi="Times New Roman"/>
           <w:b w:val="1"/>
+          <w:bCs w:val="1"/>
           <w:sz w:val="28"/>
           <w:szCs w:val="28"/>
           <w:rtl w:val="0"/>
@@ -343,6 +358,7 @@
         <w:rPr>
           <w:rFonts w:ascii="Times New Roman" w:cs="Times New Roman" w:eastAsia="Times New Roman" w:hAnsi="Times New Roman"/>
           <w:b w:val="1"/>
+          <w:bCs w:val="1"/>
           <w:sz w:val="28"/>
           <w:szCs w:val="28"/>
         </w:rPr>
@@ -351,6 +367,7 @@
         <w:rPr>
           <w:rFonts w:ascii="Times New Roman" w:cs="Times New Roman" w:eastAsia="Times New Roman" w:hAnsi="Times New Roman"/>
           <w:b w:val="1"/>
+          <w:bCs w:val="1"/>
           <w:sz w:val="28"/>
           <w:szCs w:val="28"/>
           <w:rtl w:val="0"/>
@@ -391,6 +408,7 @@
         <w:rPr>
           <w:rFonts w:ascii="Times New Roman" w:cs="Times New Roman" w:eastAsia="Times New Roman" w:hAnsi="Times New Roman"/>
           <w:b w:val="1"/>
+          <w:bCs w:val="1"/>
           <w:sz w:val="24"/>
           <w:szCs w:val="24"/>
           <w:rtl w:val="0"/>
@@ -437,12 +455,12 @@
           <wp:inline distB="114300" distT="114300" distL="114300" distR="114300">
             <wp:extent cx="5731200" cy="3581400"/>
             <wp:effectExtent b="12700" l="12700" r="12700" t="12700"/>
-            <wp:docPr id="2" name="image3.png"/>
+            <wp:docPr id="2" name="image1.png"/>
             <a:graphic>
               <a:graphicData uri="http://schemas.openxmlformats.org/drawingml/2006/picture">
                 <pic:pic>
                   <pic:nvPicPr>
-                    <pic:cNvPr id="0" name="image3.png"/>
+                    <pic:cNvPr id="0" name="image1.png"/>
                     <pic:cNvPicPr preferRelativeResize="0"/>
                   </pic:nvPicPr>
                   <pic:blipFill>
@@ -494,6 +512,7 @@
         <w:rPr>
           <w:rFonts w:ascii="Times New Roman" w:cs="Times New Roman" w:eastAsia="Times New Roman" w:hAnsi="Times New Roman"/>
           <w:b w:val="1"/>
+          <w:bCs w:val="1"/>
           <w:sz w:val="28"/>
           <w:szCs w:val="28"/>
         </w:rPr>
@@ -521,6 +540,7 @@
         <w:rPr>
           <w:rFonts w:ascii="Times New Roman" w:cs="Times New Roman" w:eastAsia="Times New Roman" w:hAnsi="Times New Roman"/>
           <w:b w:val="1"/>
+          <w:bCs w:val="1"/>
           <w:sz w:val="28"/>
           <w:szCs w:val="28"/>
         </w:rPr>
@@ -529,6 +549,7 @@
         <w:rPr>
           <w:rFonts w:ascii="Times New Roman" w:cs="Times New Roman" w:eastAsia="Times New Roman" w:hAnsi="Times New Roman"/>
           <w:b w:val="1"/>
+          <w:bCs w:val="1"/>
           <w:sz w:val="28"/>
           <w:szCs w:val="28"/>
           <w:rtl w:val="0"/>
@@ -569,6 +590,7 @@
         <w:rPr>
           <w:rFonts w:ascii="Times New Roman" w:cs="Times New Roman" w:eastAsia="Times New Roman" w:hAnsi="Times New Roman"/>
           <w:b w:val="1"/>
+          <w:bCs w:val="1"/>
           <w:sz w:val="24"/>
           <w:szCs w:val="24"/>
           <w:rtl w:val="0"/>
@@ -644,12 +666,12 @@
           <wp:inline distB="114300" distT="114300" distL="114300" distR="114300">
             <wp:extent cx="5731200" cy="3581400"/>
             <wp:effectExtent b="12700" l="12700" r="12700" t="12700"/>
-            <wp:docPr id="5" name="image1.png"/>
+            <wp:docPr id="5" name="image5.png"/>
             <a:graphic>
               <a:graphicData uri="http://schemas.openxmlformats.org/drawingml/2006/picture">
                 <pic:pic>
                   <pic:nvPicPr>
-                    <pic:cNvPr id="0" name="image1.png"/>
+                    <pic:cNvPr id="0" name="image5.png"/>
                     <pic:cNvPicPr preferRelativeResize="0"/>
                   </pic:nvPicPr>
                   <pic:blipFill>
@@ -701,6 +723,7 @@
         <w:rPr>
           <w:rFonts w:ascii="Times New Roman" w:cs="Times New Roman" w:eastAsia="Times New Roman" w:hAnsi="Times New Roman"/>
           <w:b w:val="1"/>
+          <w:bCs w:val="1"/>
           <w:sz w:val="28"/>
           <w:szCs w:val="28"/>
         </w:rPr>
@@ -728,6 +751,7 @@
         <w:rPr>
           <w:rFonts w:ascii="Times New Roman" w:cs="Times New Roman" w:eastAsia="Times New Roman" w:hAnsi="Times New Roman"/>
           <w:b w:val="1"/>
+          <w:bCs w:val="1"/>
           <w:sz w:val="28"/>
           <w:szCs w:val="28"/>
         </w:rPr>
@@ -736,6 +760,7 @@
         <w:rPr>
           <w:rFonts w:ascii="Times New Roman" w:cs="Times New Roman" w:eastAsia="Times New Roman" w:hAnsi="Times New Roman"/>
           <w:b w:val="1"/>
+          <w:bCs w:val="1"/>
           <w:sz w:val="28"/>
           <w:szCs w:val="28"/>
           <w:rtl w:val="0"/>
@@ -776,6 +801,7 @@
         <w:rPr>
           <w:rFonts w:ascii="Times New Roman" w:cs="Times New Roman" w:eastAsia="Times New Roman" w:hAnsi="Times New Roman"/>
           <w:b w:val="1"/>
+          <w:bCs w:val="1"/>
           <w:sz w:val="24"/>
           <w:szCs w:val="24"/>
           <w:rtl w:val="0"/>
@@ -795,6 +821,7 @@
         <w:rPr>
           <w:rFonts w:ascii="Times New Roman" w:cs="Times New Roman" w:eastAsia="Times New Roman" w:hAnsi="Times New Roman"/>
           <w:b w:val="1"/>
+          <w:bCs w:val="1"/>
           <w:sz w:val="24"/>
           <w:szCs w:val="24"/>
           <w:rtl w:val="0"/>
@@ -836,6 +863,7 @@
         <w:rPr>
           <w:rFonts w:ascii="Times New Roman" w:cs="Times New Roman" w:eastAsia="Times New Roman" w:hAnsi="Times New Roman"/>
           <w:b w:val="1"/>
+          <w:bCs w:val="1"/>
           <w:sz w:val="24"/>
           <w:szCs w:val="24"/>
           <w:rtl w:val="0"/>
@@ -855,6 +883,7 @@
         <w:rPr>
           <w:rFonts w:ascii="Times New Roman" w:cs="Times New Roman" w:eastAsia="Times New Roman" w:hAnsi="Times New Roman"/>
           <w:b w:val="1"/>
+          <w:bCs w:val="1"/>
           <w:sz w:val="24"/>
           <w:szCs w:val="24"/>
           <w:rtl w:val="0"/>
@@ -874,6 +903,7 @@
         <w:rPr>
           <w:rFonts w:ascii="Times New Roman" w:cs="Times New Roman" w:eastAsia="Times New Roman" w:hAnsi="Times New Roman"/>
           <w:b w:val="1"/>
+          <w:bCs w:val="1"/>
           <w:sz w:val="24"/>
           <w:szCs w:val="24"/>
           <w:rtl w:val="0"/>
@@ -920,12 +950,12 @@
           <wp:inline distB="114300" distT="114300" distL="114300" distR="114300">
             <wp:extent cx="5731200" cy="3581400"/>
             <wp:effectExtent b="12700" l="12700" r="12700" t="12700"/>
-            <wp:docPr id="4" name="image5.png"/>
+            <wp:docPr id="4" name="image3.png"/>
             <a:graphic>
               <a:graphicData uri="http://schemas.openxmlformats.org/drawingml/2006/picture">
                 <pic:pic>
                   <pic:nvPicPr>
-                    <pic:cNvPr id="0" name="image5.png"/>
+                    <pic:cNvPr id="0" name="image3.png"/>
                     <pic:cNvPicPr preferRelativeResize="0"/>
                   </pic:nvPicPr>
                   <pic:blipFill>
@@ -977,6 +1007,7 @@
         <w:rPr>
           <w:rFonts w:ascii="Times New Roman" w:cs="Times New Roman" w:eastAsia="Times New Roman" w:hAnsi="Times New Roman"/>
           <w:b w:val="1"/>
+          <w:bCs w:val="1"/>
           <w:sz w:val="30"/>
           <w:szCs w:val="30"/>
         </w:rPr>
@@ -985,6 +1016,7 @@
         <w:rPr>
           <w:rFonts w:ascii="Times New Roman" w:cs="Times New Roman" w:eastAsia="Times New Roman" w:hAnsi="Times New Roman"/>
           <w:b w:val="1"/>
+          <w:bCs w:val="1"/>
           <w:sz w:val="28"/>
           <w:szCs w:val="28"/>
           <w:rtl w:val="0"/>
@@ -1030,6 +1062,7 @@
         <w:rPr>
           <w:rFonts w:ascii="Times New Roman" w:cs="Times New Roman" w:eastAsia="Times New Roman" w:hAnsi="Times New Roman"/>
           <w:b w:val="1"/>
+          <w:bCs w:val="1"/>
           <w:sz w:val="24"/>
           <w:szCs w:val="24"/>
           <w:rtl w:val="0"/>
@@ -1049,6 +1082,7 @@
         <w:rPr>
           <w:rFonts w:ascii="Times New Roman" w:cs="Times New Roman" w:eastAsia="Times New Roman" w:hAnsi="Times New Roman"/>
           <w:b w:val="1"/>
+          <w:bCs w:val="1"/>
           <w:sz w:val="24"/>
           <w:szCs w:val="24"/>
           <w:rtl w:val="0"/>
@@ -1068,6 +1102,7 @@
         <w:rPr>
           <w:rFonts w:ascii="Times New Roman" w:cs="Times New Roman" w:eastAsia="Times New Roman" w:hAnsi="Times New Roman"/>
           <w:b w:val="1"/>
+          <w:bCs w:val="1"/>
           <w:sz w:val="24"/>
           <w:szCs w:val="24"/>
           <w:rtl w:val="0"/>
@@ -1101,6 +1136,7 @@
         <w:rPr>
           <w:rFonts w:ascii="Times New Roman" w:cs="Times New Roman" w:eastAsia="Times New Roman" w:hAnsi="Times New Roman"/>
           <w:b w:val="1"/>
+          <w:bCs w:val="1"/>
           <w:sz w:val="28"/>
           <w:szCs w:val="28"/>
         </w:rPr>
@@ -1164,6 +1200,7 @@
         <w:rPr>
           <w:rFonts w:ascii="Times New Roman" w:cs="Times New Roman" w:eastAsia="Times New Roman" w:hAnsi="Times New Roman"/>
           <w:b w:val="1"/>
+          <w:bCs w:val="1"/>
           <w:sz w:val="28"/>
           <w:szCs w:val="28"/>
         </w:rPr>
@@ -1183,6 +1220,7 @@
         <w:rPr>
           <w:rFonts w:ascii="Times New Roman" w:cs="Times New Roman" w:eastAsia="Times New Roman" w:hAnsi="Times New Roman"/>
           <w:b w:val="1"/>
+          <w:bCs w:val="1"/>
           <w:sz w:val="28"/>
           <w:szCs w:val="28"/>
         </w:rPr>
@@ -1191,6 +1229,7 @@
         <w:rPr>
           <w:rFonts w:ascii="Times New Roman" w:cs="Times New Roman" w:eastAsia="Times New Roman" w:hAnsi="Times New Roman"/>
           <w:b w:val="1"/>
+          <w:bCs w:val="1"/>
           <w:sz w:val="28"/>
           <w:szCs w:val="28"/>
           <w:rtl w:val="0"/>
@@ -1266,6 +1305,7 @@
               <w:rPr>
                 <w:rFonts w:ascii="Times New Roman" w:cs="Times New Roman" w:eastAsia="Times New Roman" w:hAnsi="Times New Roman"/>
                 <w:b w:val="1"/>
+                <w:bCs w:val="1"/>
                 <w:sz w:val="24"/>
                 <w:szCs w:val="24"/>
               </w:rPr>
@@ -1274,6 +1314,7 @@
               <w:rPr>
                 <w:rFonts w:ascii="Times New Roman" w:cs="Times New Roman" w:eastAsia="Times New Roman" w:hAnsi="Times New Roman"/>
                 <w:b w:val="1"/>
+                <w:bCs w:val="1"/>
                 <w:sz w:val="24"/>
                 <w:szCs w:val="24"/>
                 <w:rtl w:val="0"/>
@@ -1313,6 +1354,7 @@
               <w:rPr>
                 <w:rFonts w:ascii="Times New Roman" w:cs="Times New Roman" w:eastAsia="Times New Roman" w:hAnsi="Times New Roman"/>
                 <w:b w:val="1"/>
+                <w:bCs w:val="1"/>
                 <w:sz w:val="24"/>
                 <w:szCs w:val="24"/>
               </w:rPr>
@@ -1321,6 +1363,7 @@
               <w:rPr>
                 <w:rFonts w:ascii="Times New Roman" w:cs="Times New Roman" w:eastAsia="Times New Roman" w:hAnsi="Times New Roman"/>
                 <w:b w:val="1"/>
+                <w:bCs w:val="1"/>
                 <w:sz w:val="24"/>
                 <w:szCs w:val="24"/>
                 <w:rtl w:val="0"/>
@@ -1360,6 +1403,7 @@
               <w:rPr>
                 <w:rFonts w:ascii="Times New Roman" w:cs="Times New Roman" w:eastAsia="Times New Roman" w:hAnsi="Times New Roman"/>
                 <w:b w:val="1"/>
+                <w:bCs w:val="1"/>
                 <w:sz w:val="24"/>
                 <w:szCs w:val="24"/>
               </w:rPr>
@@ -1368,6 +1412,7 @@
               <w:rPr>
                 <w:rFonts w:ascii="Times New Roman" w:cs="Times New Roman" w:eastAsia="Times New Roman" w:hAnsi="Times New Roman"/>
                 <w:b w:val="1"/>
+                <w:bCs w:val="1"/>
                 <w:sz w:val="24"/>
                 <w:szCs w:val="24"/>
                 <w:rtl w:val="0"/>
@@ -1407,6 +1452,7 @@
               <w:rPr>
                 <w:rFonts w:ascii="Times New Roman" w:cs="Times New Roman" w:eastAsia="Times New Roman" w:hAnsi="Times New Roman"/>
                 <w:b w:val="1"/>
+                <w:bCs w:val="1"/>
                 <w:sz w:val="24"/>
                 <w:szCs w:val="24"/>
               </w:rPr>
@@ -1415,6 +1461,7 @@
               <w:rPr>
                 <w:rFonts w:ascii="Times New Roman" w:cs="Times New Roman" w:eastAsia="Times New Roman" w:hAnsi="Times New Roman"/>
                 <w:b w:val="1"/>
+                <w:bCs w:val="1"/>
                 <w:sz w:val="24"/>
                 <w:szCs w:val="24"/>
                 <w:rtl w:val="0"/>
@@ -1454,6 +1501,7 @@
               <w:rPr>
                 <w:rFonts w:ascii="Times New Roman" w:cs="Times New Roman" w:eastAsia="Times New Roman" w:hAnsi="Times New Roman"/>
                 <w:b w:val="1"/>
+                <w:bCs w:val="1"/>
                 <w:sz w:val="24"/>
                 <w:szCs w:val="24"/>
               </w:rPr>
@@ -1462,6 +1510,7 @@
               <w:rPr>
                 <w:rFonts w:ascii="Times New Roman" w:cs="Times New Roman" w:eastAsia="Times New Roman" w:hAnsi="Times New Roman"/>
                 <w:b w:val="1"/>
+                <w:bCs w:val="1"/>
                 <w:sz w:val="24"/>
                 <w:szCs w:val="24"/>
                 <w:rtl w:val="0"/>
@@ -1507,6 +1556,7 @@
               <w:rPr>
                 <w:rFonts w:ascii="Times New Roman" w:cs="Times New Roman" w:eastAsia="Times New Roman" w:hAnsi="Times New Roman"/>
                 <w:b w:val="1"/>
+                <w:bCs w:val="1"/>
                 <w:sz w:val="24"/>
                 <w:szCs w:val="24"/>
               </w:rPr>
@@ -1515,6 +1565,7 @@
               <w:rPr>
                 <w:rFonts w:ascii="Times New Roman" w:cs="Times New Roman" w:eastAsia="Times New Roman" w:hAnsi="Times New Roman"/>
                 <w:b w:val="1"/>
+                <w:bCs w:val="1"/>
                 <w:sz w:val="24"/>
                 <w:szCs w:val="24"/>
                 <w:rtl w:val="0"/>
@@ -1728,6 +1779,7 @@
               <w:rPr>
                 <w:rFonts w:ascii="Times New Roman" w:cs="Times New Roman" w:eastAsia="Times New Roman" w:hAnsi="Times New Roman"/>
                 <w:b w:val="1"/>
+                <w:bCs w:val="1"/>
                 <w:sz w:val="24"/>
                 <w:szCs w:val="24"/>
               </w:rPr>
@@ -1736,6 +1788,7 @@
               <w:rPr>
                 <w:rFonts w:ascii="Times New Roman" w:cs="Times New Roman" w:eastAsia="Times New Roman" w:hAnsi="Times New Roman"/>
                 <w:b w:val="1"/>
+                <w:bCs w:val="1"/>
                 <w:sz w:val="24"/>
                 <w:szCs w:val="24"/>
                 <w:rtl w:val="0"/>
@@ -1969,6 +2022,7 @@
               <w:rPr>
                 <w:rFonts w:ascii="Times New Roman" w:cs="Times New Roman" w:eastAsia="Times New Roman" w:hAnsi="Times New Roman"/>
                 <w:b w:val="1"/>
+                <w:bCs w:val="1"/>
                 <w:sz w:val="24"/>
                 <w:szCs w:val="24"/>
               </w:rPr>
@@ -1977,6 +2031,7 @@
               <w:rPr>
                 <w:rFonts w:ascii="Times New Roman" w:cs="Times New Roman" w:eastAsia="Times New Roman" w:hAnsi="Times New Roman"/>
                 <w:b w:val="1"/>
+                <w:bCs w:val="1"/>
                 <w:sz w:val="24"/>
                 <w:szCs w:val="24"/>
                 <w:rtl w:val="0"/>
@@ -2179,6 +2234,7 @@
               <w:rPr>
                 <w:rFonts w:ascii="Times New Roman" w:cs="Times New Roman" w:eastAsia="Times New Roman" w:hAnsi="Times New Roman"/>
                 <w:b w:val="1"/>
+                <w:bCs w:val="1"/>
                 <w:sz w:val="24"/>
                 <w:szCs w:val="24"/>
               </w:rPr>
@@ -2187,6 +2243,7 @@
               <w:rPr>
                 <w:rFonts w:ascii="Times New Roman" w:cs="Times New Roman" w:eastAsia="Times New Roman" w:hAnsi="Times New Roman"/>
                 <w:b w:val="1"/>
+                <w:bCs w:val="1"/>
                 <w:sz w:val="24"/>
                 <w:szCs w:val="24"/>
                 <w:rtl w:val="0"/>
@@ -2400,6 +2457,7 @@
               <w:rPr>
                 <w:rFonts w:ascii="Times New Roman" w:cs="Times New Roman" w:eastAsia="Times New Roman" w:hAnsi="Times New Roman"/>
                 <w:b w:val="1"/>
+                <w:bCs w:val="1"/>
                 <w:sz w:val="24"/>
                 <w:szCs w:val="24"/>
               </w:rPr>
@@ -2408,6 +2466,7 @@
               <w:rPr>
                 <w:rFonts w:ascii="Times New Roman" w:cs="Times New Roman" w:eastAsia="Times New Roman" w:hAnsi="Times New Roman"/>
                 <w:b w:val="1"/>
+                <w:bCs w:val="1"/>
                 <w:sz w:val="24"/>
                 <w:szCs w:val="24"/>
                 <w:rtl w:val="0"/>
@@ -2611,6 +2670,7 @@
         <w:rPr>
           <w:rFonts w:ascii="Times New Roman" w:cs="Times New Roman" w:eastAsia="Times New Roman" w:hAnsi="Times New Roman"/>
           <w:b w:val="1"/>
+          <w:bCs w:val="1"/>
           <w:sz w:val="28"/>
           <w:szCs w:val="28"/>
         </w:rPr>
@@ -2636,6 +2696,7 @@
         <w:rPr>
           <w:rFonts w:ascii="Times New Roman" w:cs="Times New Roman" w:eastAsia="Times New Roman" w:hAnsi="Times New Roman"/>
           <w:b w:val="1"/>
+          <w:bCs w:val="1"/>
           <w:sz w:val="28"/>
           <w:szCs w:val="28"/>
         </w:rPr>
@@ -2646,6 +2707,7 @@
         <w:rPr>
           <w:rFonts w:ascii="Times New Roman" w:cs="Times New Roman" w:eastAsia="Times New Roman" w:hAnsi="Times New Roman"/>
           <w:b w:val="1"/>
+          <w:bCs w:val="1"/>
           <w:sz w:val="28"/>
           <w:szCs w:val="28"/>
         </w:rPr>
@@ -2706,6 +2768,7 @@
         <w:rPr>
           <w:rFonts w:ascii="Times New Roman" w:cs="Times New Roman" w:eastAsia="Times New Roman" w:hAnsi="Times New Roman"/>
           <w:b w:val="1"/>
+          <w:bCs w:val="1"/>
           <w:sz w:val="28"/>
           <w:szCs w:val="28"/>
         </w:rPr>
@@ -2716,6 +2779,7 @@
         <w:rPr>
           <w:rFonts w:ascii="Times New Roman" w:cs="Times New Roman" w:eastAsia="Times New Roman" w:hAnsi="Times New Roman"/>
           <w:b w:val="1"/>
+          <w:bCs w:val="1"/>
           <w:sz w:val="28"/>
           <w:szCs w:val="28"/>
           <w:rtl w:val="0"/>
@@ -2895,6 +2959,7 @@
         <w:rPr>
           <w:rFonts w:ascii="Times New Roman" w:cs="Times New Roman" w:eastAsia="Times New Roman" w:hAnsi="Times New Roman"/>
           <w:b w:val="1"/>
+          <w:bCs w:val="1"/>
           <w:sz w:val="28"/>
           <w:szCs w:val="28"/>
         </w:rPr>
@@ -2914,6 +2979,7 @@
         <w:rPr>
           <w:rFonts w:ascii="Times New Roman" w:cs="Times New Roman" w:eastAsia="Times New Roman" w:hAnsi="Times New Roman"/>
           <w:b w:val="1"/>
+          <w:bCs w:val="1"/>
           <w:sz w:val="28"/>
           <w:szCs w:val="28"/>
         </w:rPr>
@@ -2945,12 +3011,56 @@
     </w:p>
     <w:sectPr>
       <w:headerReference r:id="rId12" w:type="default"/>
+      <w:footerReference r:id="rId13" w:type="default"/>
       <w:pgSz w:h="16838" w:w="11906" w:orient="portrait"/>
       <w:pgMar w:bottom="1440" w:top="1440" w:left="1440" w:right="1440" w:header="720" w:footer="720"/>
       <w:pgNumType w:start="1"/>
     </w:sectPr>
   </w:body>
 </w:document>
+</file>
+
+<file path=word/footer1.xml><?xml version="1.0" encoding="utf-8"?>
+<w:ftr xmlns:mc="http://schemas.openxmlformats.org/markup-compatibility/2006" xmlns:o="urn:schemas-microsoft-com:office:office" xmlns:r="http://schemas.openxmlformats.org/officeDocument/2006/relationships" xmlns:m="http://schemas.openxmlformats.org/officeDocument/2006/math" xmlns:v="urn:schemas-microsoft-com:vml" xmlns:wp="http://schemas.openxmlformats.org/drawingml/2006/wordprocessingDrawing" xmlns:w10="urn:schemas-microsoft-com:office:word" xmlns:w="http://schemas.openxmlformats.org/wordprocessingml/2006/main" xmlns:wne="http://schemas.microsoft.com/office/word/2006/wordml" xmlns:sl="http://schemas.openxmlformats.org/schemaLibrary/2006/main" xmlns:a="http://schemas.openxmlformats.org/drawingml/2006/main" xmlns:pic="http://schemas.openxmlformats.org/drawingml/2006/picture" xmlns:c="http://schemas.openxmlformats.org/drawingml/2006/chart" xmlns:lc="http://schemas.openxmlformats.org/drawingml/2006/lockedCanvas" xmlns:dgm="http://schemas.openxmlformats.org/drawingml/2006/diagram" xmlns:wps="http://schemas.microsoft.com/office/word/2010/wordprocessingShape" xmlns:wpg="http://schemas.microsoft.com/office/word/2010/wordprocessingGroup" xmlns:w14="http://schemas.microsoft.com/office/word/2010/wordml" xmlns:w15="http://schemas.microsoft.com/office/word/2012/wordml" xmlns:w16="http://schemas.microsoft.com/office/word/2018/wordml" xmlns:w16cex="http://schemas.microsoft.com/office/word/2018/wordml/cex" xmlns:w16cid="http://schemas.microsoft.com/office/word/2016/wordml/cid" xmlns="http://schemas.microsoft.com/office/tasks/2019/documenttasks" xmlns:cr="http://schemas.microsoft.com/office/comments/2020/reactions">
+  <w:p>
+    <w:pPr>
+      <w:rPr/>
+    </w:pPr>
+    <w:r>
+      <w:rPr>
+        <w:rFonts w:ascii="Times New Roman" w:cs="Times New Roman" w:eastAsia="Times New Roman" w:hAnsi="Times New Roman"/>
+        <w:rtl w:val="0"/>
+      </w:rPr>
+      <w:t xml:space="preserve">AMTICS_CSE</w:t>
+      <w:tab/>
+      <w:tab/>
+      <w:tab/>
+      <w:tab/>
+      <w:tab/>
+      <w:tab/>
+      <w:tab/>
+      <w:tab/>
+      <w:tab/>
+      <w:tab/>
+      <w:tab/>
+      <w:t xml:space="preserve">    </w:t>
+    </w:r>
+    <w:r>
+      <w:rPr>
+        <w:rFonts w:ascii="Times New Roman" w:cs="Times New Roman" w:eastAsia="Times New Roman" w:hAnsi="Times New Roman"/>
+      </w:rPr>
+      <w:fldChar w:fldCharType="begin"/>
+      <w:instrText xml:space="preserve">PAGE</w:instrText>
+      <w:fldChar w:fldCharType="separate"/>
+      <w:fldChar w:fldCharType="end"/>
+    </w:r>
+    <w:r>
+      <w:rPr>
+        <w:rtl w:val="0"/>
+      </w:rPr>
+    </w:r>
+  </w:p>
+</w:ftr>
 </file>
 
 <file path=word/header1.xml><?xml version="1.0" encoding="utf-8"?>
@@ -3125,11 +3235,19 @@
       </w:pPr>
     </w:pPrDefault>
   </w:docDefaults>
+  <w:style w:type="table" w:styleId="TableNormal" w:default="1">
+    <w:name w:val="TableNormal"/>
+    <w:tblPr>
+      <w:tblCellMar>
+        <w:top w:w="100.0" w:type="dxa"/>
+        <w:left w:w="100.0" w:type="dxa"/>
+        <w:bottom w:w="100.0" w:type="dxa"/>
+        <w:right w:w="100.0" w:type="dxa"/>
+      </w:tblCellMar>
+    </w:tblPr>
+  </w:style>
   <w:style w:type="paragraph" w:styleId="Normal" w:default="1">
     <w:name w:val="normal"/>
-  </w:style>
-  <w:style w:type="table" w:styleId="TableNormal" w:default="1">
-    <w:name w:val="TableNormal"/>
   </w:style>
   <w:style w:type="paragraph" w:styleId="Heading1">
     <w:name w:val="heading 1"/>
@@ -3158,6 +3276,7 @@
     </w:pPr>
     <w:rPr>
       <w:b w:val="0"/>
+      <w:bCs w:val="0"/>
       <w:sz w:val="32"/>
       <w:szCs w:val="32"/>
     </w:rPr>
@@ -3174,6 +3293,7 @@
     </w:pPr>
     <w:rPr>
       <w:b w:val="0"/>
+      <w:bCs w:val="0"/>
       <w:color w:val="434343"/>
       <w:sz w:val="28"/>
       <w:szCs w:val="28"/>
@@ -3223,6 +3343,7 @@
     </w:pPr>
     <w:rPr>
       <w:i w:val="1"/>
+      <w:iCs w:val="1"/>
       <w:color w:val="666666"/>
       <w:sz w:val="22"/>
       <w:szCs w:val="22"/>
@@ -3256,6 +3377,7 @@
     <w:rPr>
       <w:rFonts w:ascii="Arial" w:cs="Arial" w:eastAsia="Arial" w:hAnsi="Arial"/>
       <w:i w:val="0"/>
+      <w:iCs w:val="0"/>
       <w:color w:val="666666"/>
       <w:sz w:val="30"/>
       <w:szCs w:val="30"/>
@@ -3266,12 +3388,6 @@
     <w:tblPr>
       <w:tblStyleRowBandSize w:val="1"/>
       <w:tblStyleColBandSize w:val="1"/>
-      <w:tblCellMar>
-        <w:top w:w="100.0" w:type="dxa"/>
-        <w:left w:w="100.0" w:type="dxa"/>
-        <w:bottom w:w="100.0" w:type="dxa"/>
-        <w:right w:w="100.0" w:type="dxa"/>
-      </w:tblCellMar>
     </w:tblPr>
   </w:style>
 </w:styles>
